--- a/Actividad 003 - al03101869 - v250828 12.24.docx
+++ b/Actividad 003 - al03101869 - v250828 12.24.docx
@@ -307,7 +307,39 @@
                 <w:sz w:val="40"/>
                 <w:szCs w:val="40"/>
               </w:rPr>
-              <w:t xml:space="preserve">Mtro. </w:t>
+              <w:t xml:space="preserve">Zuriel </w:t>
+            </w:r>
+            <w:proofErr w:type="spellStart"/>
+            <w:r>
+              <w:rPr>
+                <w:sz w:val="40"/>
+                <w:szCs w:val="40"/>
+              </w:rPr>
+              <w:t>Dathan</w:t>
+            </w:r>
+            <w:proofErr w:type="spellEnd"/>
+            <w:r>
+              <w:rPr>
+                <w:sz w:val="40"/>
+                <w:szCs w:val="40"/>
+              </w:rPr>
+              <w:t xml:space="preserve"> Mora </w:t>
+            </w:r>
+            <w:proofErr w:type="spellStart"/>
+            <w:r>
+              <w:rPr>
+                <w:sz w:val="40"/>
+                <w:szCs w:val="40"/>
+              </w:rPr>
+              <w:t>Felix</w:t>
+            </w:r>
+            <w:proofErr w:type="spellEnd"/>
+            <w:r>
+              <w:rPr>
+                <w:sz w:val="40"/>
+                <w:szCs w:val="40"/>
+              </w:rPr>
+              <w:t xml:space="preserve">. </w:t>
             </w:r>
           </w:p>
         </w:tc>
@@ -455,7 +487,7 @@
           <w:r>
             <w:fldChar w:fldCharType="separate"/>
           </w:r>
-          <w:hyperlink w:anchor="_Toc207281148" w:history="1">
+          <w:hyperlink w:anchor="_Toc208593151" w:history="1">
             <w:r>
               <w:rPr>
                 <w:rStyle w:val="Hipervnculo"/>
@@ -484,7 +516,7 @@
                 <w:noProof/>
                 <w:webHidden/>
               </w:rPr>
-              <w:instrText xml:space="preserve"> PAGEREF _Toc207281148 \h </w:instrText>
+              <w:instrText xml:space="preserve"> PAGEREF _Toc208593151 \h </w:instrText>
             </w:r>
             <w:r>
               <w:rPr>
@@ -527,7 +559,7 @@
               <w14:ligatures w14:val="standardContextual"/>
             </w:rPr>
           </w:pPr>
-          <w:hyperlink w:anchor="_Toc207281149" w:history="1">
+          <w:hyperlink w:anchor="_Toc208593152" w:history="1">
             <w:r>
               <w:rPr>
                 <w:rStyle w:val="Hipervnculo"/>
@@ -556,7 +588,7 @@
                 <w:noProof/>
                 <w:webHidden/>
               </w:rPr>
-              <w:instrText xml:space="preserve"> PAGEREF _Toc207281149 \h </w:instrText>
+              <w:instrText xml:space="preserve"> PAGEREF _Toc208593152 \h </w:instrText>
             </w:r>
             <w:r>
               <w:rPr>
@@ -599,7 +631,7 @@
               <w14:ligatures w14:val="standardContextual"/>
             </w:rPr>
           </w:pPr>
-          <w:hyperlink w:anchor="_Toc207281150" w:history="1">
+          <w:hyperlink w:anchor="_Toc208593153" w:history="1">
             <w:r>
               <w:rPr>
                 <w:rStyle w:val="Hipervnculo"/>
@@ -628,7 +660,7 @@
                 <w:noProof/>
                 <w:webHidden/>
               </w:rPr>
-              <w:instrText xml:space="preserve"> PAGEREF _Toc207281150 \h </w:instrText>
+              <w:instrText xml:space="preserve"> PAGEREF _Toc208593153 \h </w:instrText>
             </w:r>
             <w:r>
               <w:rPr>
@@ -671,7 +703,7 @@
               <w14:ligatures w14:val="standardContextual"/>
             </w:rPr>
           </w:pPr>
-          <w:hyperlink w:anchor="_Toc207281151" w:history="1">
+          <w:hyperlink w:anchor="_Toc208593154" w:history="1">
             <w:r>
               <w:rPr>
                 <w:rStyle w:val="Hipervnculo"/>
@@ -716,7 +748,7 @@
                 <w:noProof/>
                 <w:webHidden/>
               </w:rPr>
-              <w:instrText xml:space="preserve"> PAGEREF _Toc207281151 \h </w:instrText>
+              <w:instrText xml:space="preserve"> PAGEREF _Toc208593154 \h </w:instrText>
             </w:r>
             <w:r>
               <w:rPr>
@@ -759,7 +791,7 @@
               <w14:ligatures w14:val="standardContextual"/>
             </w:rPr>
           </w:pPr>
-          <w:hyperlink w:anchor="_Toc207281152" w:history="1">
+          <w:hyperlink w:anchor="_Toc208593155" w:history="1">
             <w:r>
               <w:rPr>
                 <w:rStyle w:val="Hipervnculo"/>
@@ -804,7 +836,7 @@
                 <w:noProof/>
                 <w:webHidden/>
               </w:rPr>
-              <w:instrText xml:space="preserve"> PAGEREF _Toc207281152 \h </w:instrText>
+              <w:instrText xml:space="preserve"> PAGEREF _Toc208593155 \h </w:instrText>
             </w:r>
             <w:r>
               <w:rPr>
@@ -824,7 +856,7 @@
                 <w:noProof/>
                 <w:webHidden/>
               </w:rPr>
-              <w:t>6</w:t>
+              <w:t>7</w:t>
             </w:r>
             <w:r>
               <w:rPr>
@@ -847,7 +879,7 @@
               <w14:ligatures w14:val="standardContextual"/>
             </w:rPr>
           </w:pPr>
-          <w:hyperlink w:anchor="_Toc207281153" w:history="1">
+          <w:hyperlink w:anchor="_Toc208593156" w:history="1">
             <w:r>
               <w:rPr>
                 <w:rStyle w:val="Hipervnculo"/>
@@ -892,7 +924,7 @@
                 <w:noProof/>
                 <w:webHidden/>
               </w:rPr>
-              <w:instrText xml:space="preserve"> PAGEREF _Toc207281153 \h </w:instrText>
+              <w:instrText xml:space="preserve"> PAGEREF _Toc208593156 \h </w:instrText>
             </w:r>
             <w:r>
               <w:rPr>
@@ -935,7 +967,7 @@
               <w14:ligatures w14:val="standardContextual"/>
             </w:rPr>
           </w:pPr>
-          <w:hyperlink w:anchor="_Toc207281154" w:history="1">
+          <w:hyperlink w:anchor="_Toc208593157" w:history="1">
             <w:r>
               <w:rPr>
                 <w:rStyle w:val="Hipervnculo"/>
@@ -980,7 +1012,7 @@
                 <w:noProof/>
                 <w:webHidden/>
               </w:rPr>
-              <w:instrText xml:space="preserve"> PAGEREF _Toc207281154 \h </w:instrText>
+              <w:instrText xml:space="preserve"> PAGEREF _Toc208593157 \h </w:instrText>
             </w:r>
             <w:r>
               <w:rPr>
@@ -1023,7 +1055,7 @@
               <w14:ligatures w14:val="standardContextual"/>
             </w:rPr>
           </w:pPr>
-          <w:hyperlink w:anchor="_Toc207281155" w:history="1">
+          <w:hyperlink w:anchor="_Toc208593158" w:history="1">
             <w:r>
               <w:rPr>
                 <w:rStyle w:val="Hipervnculo"/>
@@ -1068,7 +1100,7 @@
                 <w:noProof/>
                 <w:webHidden/>
               </w:rPr>
-              <w:instrText xml:space="preserve"> PAGEREF _Toc207281155 \h </w:instrText>
+              <w:instrText xml:space="preserve"> PAGEREF _Toc208593158 \h </w:instrText>
             </w:r>
             <w:r>
               <w:rPr>
@@ -1111,7 +1143,7 @@
               <w14:ligatures w14:val="standardContextual"/>
             </w:rPr>
           </w:pPr>
-          <w:hyperlink w:anchor="_Toc207281156" w:history="1">
+          <w:hyperlink w:anchor="_Toc208593159" w:history="1">
             <w:r>
               <w:rPr>
                 <w:rStyle w:val="Hipervnculo"/>
@@ -1140,7 +1172,7 @@
                 <w:noProof/>
                 <w:webHidden/>
               </w:rPr>
-              <w:instrText xml:space="preserve"> PAGEREF _Toc207281156 \h </w:instrText>
+              <w:instrText xml:space="preserve"> PAGEREF _Toc208593159 \h </w:instrText>
             </w:r>
             <w:r>
               <w:rPr>
@@ -1160,7 +1192,7 @@
                 <w:noProof/>
                 <w:webHidden/>
               </w:rPr>
-              <w:t>14</w:t>
+              <w:t>17</w:t>
             </w:r>
             <w:r>
               <w:rPr>
@@ -1183,7 +1215,7 @@
               <w14:ligatures w14:val="standardContextual"/>
             </w:rPr>
           </w:pPr>
-          <w:hyperlink w:anchor="_Toc207281157" w:history="1">
+          <w:hyperlink w:anchor="_Toc208593160" w:history="1">
             <w:r>
               <w:rPr>
                 <w:rStyle w:val="Hipervnculo"/>
@@ -1212,7 +1244,7 @@
                 <w:noProof/>
                 <w:webHidden/>
               </w:rPr>
-              <w:instrText xml:space="preserve"> PAGEREF _Toc207281157 \h </w:instrText>
+              <w:instrText xml:space="preserve"> PAGEREF _Toc208593160 \h </w:instrText>
             </w:r>
             <w:r>
               <w:rPr>
@@ -1232,7 +1264,7 @@
                 <w:noProof/>
                 <w:webHidden/>
               </w:rPr>
-              <w:t>15</w:t>
+              <w:t>18</w:t>
             </w:r>
             <w:r>
               <w:rPr>
@@ -1292,7 +1324,7 @@
           <w:bCs/>
         </w:rPr>
       </w:pPr>
-      <w:bookmarkStart w:id="0" w:name="_Toc207281148"/>
+      <w:bookmarkStart w:id="0" w:name="_Toc208593151"/>
       <w:r>
         <w:rPr>
           <w:b/>
@@ -1364,7 +1396,7 @@
           <w:bCs/>
         </w:rPr>
       </w:pPr>
-      <w:bookmarkStart w:id="1" w:name="_Toc207281149"/>
+      <w:bookmarkStart w:id="1" w:name="_Toc208593152"/>
       <w:r>
         <w:rPr>
           <w:b/>
@@ -1732,9 +1764,17 @@
           <w:rFonts w:cstheme="minorHAnsi"/>
           <w:sz w:val="22"/>
           <w:szCs w:val="22"/>
+        </w:rPr>
+        <w:t xml:space="preserve"> </w:t>
+      </w:r>
+      <w:r>
+        <w:rPr>
+          <w:rFonts w:cstheme="minorHAnsi"/>
+          <w:sz w:val="22"/>
+          <w:szCs w:val="22"/>
           <w:lang w:val="en-US"/>
         </w:rPr>
-        <w:t xml:space="preserve"> f(x)=4</w:t>
+        <w:t>f(x)=4</w:t>
       </w:r>
       <w:r>
         <w:rPr>
@@ -1877,17 +1917,7 @@
           <w:vertAlign w:val="superscript"/>
           <w:lang w:val="en-US"/>
         </w:rPr>
-        <w:t xml:space="preserve"> </w:t>
-      </w:r>
-      <w:r>
-        <w:rPr>
-          <w:rFonts w:cstheme="minorHAnsi"/>
-          <w:sz w:val="22"/>
-          <w:szCs w:val="22"/>
-          <w:vertAlign w:val="superscript"/>
-          <w:lang w:val="en-US"/>
-        </w:rPr>
-        <w:t>^</w:t>
+        <w:t xml:space="preserve"> ^</w:t>
       </w:r>
       <w:r>
         <w:rPr>
@@ -3358,7 +3388,7 @@
           <w:bCs/>
         </w:rPr>
       </w:pPr>
-      <w:bookmarkStart w:id="2" w:name="_Toc207281150"/>
+      <w:bookmarkStart w:id="2" w:name="_Toc208593153"/>
       <w:r>
         <w:rPr>
           <w:b/>
@@ -3440,7 +3470,7 @@
           <w:numId w:val="37"/>
         </w:numPr>
       </w:pPr>
-      <w:bookmarkStart w:id="3" w:name="_Toc207281151"/>
+      <w:bookmarkStart w:id="3" w:name="_Toc208593154"/>
       <w:r>
         <w:t>Derivadas</w:t>
       </w:r>
@@ -3555,34 +3585,7 @@
                 <w:szCs w:val="22"/>
                 <w:lang w:val="de-DE"/>
               </w:rPr>
-              <m:t>-</m:t>
-            </m:r>
-            <m:r>
-              <w:rPr>
-                <w:rFonts w:ascii="Cambria Math" w:hAnsi="Cambria Math" w:cstheme="minorHAnsi"/>
-                <w:sz w:val="22"/>
-                <w:szCs w:val="22"/>
-                <w:lang w:val="de-DE"/>
-              </w:rPr>
-              <m:t>(</m:t>
-            </m:r>
-            <m:r>
-              <w:rPr>
-                <w:rFonts w:ascii="Cambria Math" w:hAnsi="Cambria Math" w:cstheme="minorHAnsi"/>
-                <w:sz w:val="22"/>
-                <w:szCs w:val="22"/>
-                <w:lang w:val="de-DE"/>
-              </w:rPr>
-              <m:t>4x</m:t>
-            </m:r>
-            <m:r>
-              <w:rPr>
-                <w:rFonts w:ascii="Cambria Math" w:hAnsi="Cambria Math" w:cstheme="minorHAnsi"/>
-                <w:sz w:val="22"/>
-                <w:szCs w:val="22"/>
-                <w:lang w:val="de-DE"/>
-              </w:rPr>
-              <m:t>)</m:t>
+              <m:t>-(4x)</m:t>
             </m:r>
           </m:sup>
         </m:sSup>
@@ -4145,7 +4148,7 @@
         </w:numPr>
         <w:spacing w:after="240"/>
       </w:pPr>
-      <w:bookmarkStart w:id="4" w:name="_Toc207281152"/>
+      <w:bookmarkStart w:id="4" w:name="_Toc208593155"/>
       <w:r>
         <w:lastRenderedPageBreak/>
         <w:t>Derivadas parciales en Python</w:t>
@@ -5328,19 +5331,7 @@
             <w:szCs w:val="22"/>
             <w:vertAlign w:val="superscript"/>
           </w:rPr>
-          <m:t>^</m:t>
-        </m:r>
-        <m:r>
-          <m:rPr>
-            <m:sty m:val="p"/>
-          </m:rPr>
-          <w:rPr>
-            <w:rFonts w:ascii="Cambria Math" w:eastAsiaTheme="majorEastAsia" w:hAnsi="Cambria Math" w:cstheme="minorHAnsi"/>
-            <w:sz w:val="22"/>
-            <w:szCs w:val="22"/>
-            <w:vertAlign w:val="superscript"/>
-          </w:rPr>
-          <m:t>2</m:t>
+          <m:t>^2</m:t>
         </m:r>
       </m:oMath>
     </w:p>
@@ -5766,7 +5757,7 @@
         </w:numPr>
         <w:spacing w:after="240"/>
       </w:pPr>
-      <w:bookmarkStart w:id="5" w:name="_Toc207281153"/>
+      <w:bookmarkStart w:id="5" w:name="_Toc208593156"/>
       <w:r>
         <w:lastRenderedPageBreak/>
         <w:t>Investiga</w:t>
@@ -6742,7 +6733,7 @@
         </w:numPr>
         <w:spacing w:after="240"/>
       </w:pPr>
-      <w:bookmarkStart w:id="6" w:name="_Toc207281154"/>
+      <w:bookmarkStart w:id="6" w:name="_Toc208593157"/>
       <w:r>
         <w:lastRenderedPageBreak/>
         <w:t>Cálculo de Probabilidad de Falla</w:t>
@@ -7458,7 +7449,7 @@
         </w:numPr>
         <w:spacing w:after="240"/>
       </w:pPr>
-      <w:bookmarkStart w:id="7" w:name="_Toc207281155"/>
+      <w:bookmarkStart w:id="7" w:name="_Toc208593158"/>
       <w:r>
         <w:lastRenderedPageBreak/>
         <w:t xml:space="preserve">Cálculos con </w:t>
@@ -7526,6 +7517,9 @@
         <w:ind w:left="426" w:hanging="426"/>
       </w:pPr>
       <w:r>
+        <w:rPr>
+          <w:noProof/>
+        </w:rPr>
         <w:drawing>
           <wp:anchor distT="0" distB="0" distL="114300" distR="114300" simplePos="0" relativeHeight="251666432" behindDoc="0" locked="0" layoutInCell="1" allowOverlap="1" wp14:anchorId="3B45BD18" wp14:editId="2FEFCDAD">
             <wp:simplePos x="0" y="0"/>
@@ -7589,8 +7583,11 @@
         </w:drawing>
       </w:r>
       <w:r>
+        <w:rPr>
+          <w:noProof/>
+        </w:rPr>
         <w:drawing>
-          <wp:anchor distT="0" distB="0" distL="114300" distR="114300" simplePos="0" relativeHeight="251665408" behindDoc="0" locked="0" layoutInCell="1" allowOverlap="1" wp14:anchorId="71703ACB" wp14:editId="1DB241A3">
+          <wp:anchor distT="0" distB="0" distL="114300" distR="114300" simplePos="0" relativeHeight="251665408" behindDoc="0" locked="0" layoutInCell="1" allowOverlap="1" wp14:anchorId="71703ACB" wp14:editId="464097C6">
             <wp:simplePos x="0" y="0"/>
             <wp:positionH relativeFrom="margin">
               <wp:align>left</wp:align>
@@ -7722,6 +7719,9 @@
         <w:ind w:left="426" w:hanging="426"/>
       </w:pPr>
       <w:r>
+        <w:rPr>
+          <w:noProof/>
+        </w:rPr>
         <w:lastRenderedPageBreak/>
         <w:drawing>
           <wp:anchor distT="0" distB="0" distL="114300" distR="114300" simplePos="0" relativeHeight="251667456" behindDoc="0" locked="0" layoutInCell="1" allowOverlap="1" wp14:anchorId="04B3AAAB" wp14:editId="2B796195">
@@ -7830,6 +7830,9 @@
         <w:spacing w:after="0"/>
       </w:pPr>
       <w:r>
+        <w:rPr>
+          <w:noProof/>
+        </w:rPr>
         <w:drawing>
           <wp:anchor distT="0" distB="0" distL="114300" distR="114300" simplePos="0" relativeHeight="251668480" behindDoc="0" locked="0" layoutInCell="1" allowOverlap="1" wp14:anchorId="6C0726B7" wp14:editId="0D88120A">
             <wp:simplePos x="0" y="0"/>
@@ -7981,6 +7984,9 @@
     </w:p>
     <w:p>
       <w:r>
+        <w:rPr>
+          <w:noProof/>
+        </w:rPr>
         <w:drawing>
           <wp:anchor distT="0" distB="0" distL="114300" distR="114300" simplePos="0" relativeHeight="251672576" behindDoc="0" locked="0" layoutInCell="1" allowOverlap="1" wp14:anchorId="0AA3D2CA" wp14:editId="49DA51FE">
             <wp:simplePos x="0" y="0"/>
@@ -8107,6 +8113,9 @@
         <w:t>una distribución normal. Esto puede ser útil para aplicar técnicas estadísticas paramétricas.</w:t>
       </w:r>
       <w:r>
+        <w:rPr>
+          <w:noProof/>
+        </w:rPr>
         <w:drawing>
           <wp:anchor distT="0" distB="0" distL="114300" distR="114300" simplePos="0" relativeHeight="251670528" behindDoc="0" locked="0" layoutInCell="1" allowOverlap="1" wp14:anchorId="4DBAF5BB" wp14:editId="478F5190">
             <wp:simplePos x="0" y="0"/>
@@ -8187,7 +8196,7 @@
           <w:bCs/>
         </w:rPr>
       </w:pPr>
-      <w:bookmarkStart w:id="8" w:name="_Toc207281156"/>
+      <w:bookmarkStart w:id="8" w:name="_Toc208593159"/>
       <w:r>
         <w:rPr>
           <w:b/>
@@ -8203,20 +8212,317 @@
         <w:spacing w:after="0"/>
         <w:jc w:val="both"/>
         <w:rPr>
-          <w:b/>
-          <w:bCs/>
-          <w:sz w:val="22"/>
-          <w:szCs w:val="22"/>
-        </w:rPr>
-      </w:pPr>
-      <w:r>
-        <w:rPr>
-          <w:b/>
-          <w:bCs/>
-          <w:sz w:val="22"/>
-          <w:szCs w:val="22"/>
-        </w:rPr>
-        <w:t>Cálculo Diferencial como Pilar del Modelado Inteligente</w:t>
+          <w:sz w:val="22"/>
+          <w:szCs w:val="22"/>
+        </w:rPr>
+      </w:pPr>
+      <w:r>
+        <w:rPr>
+          <w:sz w:val="22"/>
+          <w:szCs w:val="22"/>
+        </w:rPr>
+        <w:t xml:space="preserve">El </w:t>
+      </w:r>
+      <w:r>
+        <w:rPr>
+          <w:sz w:val="22"/>
+          <w:szCs w:val="22"/>
+        </w:rPr>
+        <w:t xml:space="preserve">Cálculo Diferencial </w:t>
+      </w:r>
+      <w:r>
+        <w:rPr>
+          <w:sz w:val="22"/>
+          <w:szCs w:val="22"/>
+        </w:rPr>
+        <w:t>es un</w:t>
+      </w:r>
+      <w:r>
+        <w:rPr>
+          <w:sz w:val="22"/>
+          <w:szCs w:val="22"/>
+        </w:rPr>
+        <w:t xml:space="preserve"> </w:t>
+      </w:r>
+      <w:r>
+        <w:rPr>
+          <w:sz w:val="22"/>
+          <w:szCs w:val="22"/>
+        </w:rPr>
+        <w:t>p</w:t>
+      </w:r>
+      <w:r>
+        <w:rPr>
+          <w:sz w:val="22"/>
+          <w:szCs w:val="22"/>
+        </w:rPr>
+        <w:t>ilar del Modelado Inteligente</w:t>
+      </w:r>
+      <w:r>
+        <w:rPr>
+          <w:sz w:val="22"/>
+          <w:szCs w:val="22"/>
+        </w:rPr>
+        <w:t>, l</w:t>
+      </w:r>
+      <w:r>
+        <w:rPr>
+          <w:sz w:val="22"/>
+          <w:szCs w:val="22"/>
+        </w:rPr>
+        <w:t>as derivadas y gradientes permiten analizar sensibilidad local y optimizar modelos.</w:t>
+      </w:r>
+      <w:r>
+        <w:rPr>
+          <w:sz w:val="22"/>
+          <w:szCs w:val="22"/>
+        </w:rPr>
+        <w:t xml:space="preserve"> </w:t>
+      </w:r>
+      <w:r>
+        <w:rPr>
+          <w:sz w:val="22"/>
+          <w:szCs w:val="22"/>
+        </w:rPr>
+        <w:t xml:space="preserve">Algoritmos como la </w:t>
+      </w:r>
+      <w:proofErr w:type="spellStart"/>
+      <w:r>
+        <w:rPr>
+          <w:sz w:val="22"/>
+          <w:szCs w:val="22"/>
+        </w:rPr>
+        <w:t>retropropagación</w:t>
+      </w:r>
+      <w:proofErr w:type="spellEnd"/>
+      <w:r>
+        <w:rPr>
+          <w:sz w:val="22"/>
+          <w:szCs w:val="22"/>
+        </w:rPr>
+        <w:t xml:space="preserve"> y el descenso de gradiente dependen de la diferenciación.</w:t>
+      </w:r>
+      <w:r>
+        <w:rPr>
+          <w:sz w:val="22"/>
+          <w:szCs w:val="22"/>
+        </w:rPr>
+        <w:t xml:space="preserve"> </w:t>
+      </w:r>
+      <w:r>
+        <w:rPr>
+          <w:sz w:val="22"/>
+          <w:szCs w:val="22"/>
+        </w:rPr>
+        <w:t>El uso de funciones vectoriales y matrices jacobianas fortalece la conexión entre cálculo multivariable y</w:t>
+      </w:r>
+      <w:r>
+        <w:rPr>
+          <w:sz w:val="22"/>
+          <w:szCs w:val="22"/>
+        </w:rPr>
+        <w:t xml:space="preserve"> el</w:t>
+      </w:r>
+      <w:r>
+        <w:rPr>
+          <w:sz w:val="22"/>
+          <w:szCs w:val="22"/>
+        </w:rPr>
+        <w:t xml:space="preserve"> álgebra lineal, facilitando el análisis de sistemas con múltiples variables.</w:t>
+      </w:r>
+    </w:p>
+    <w:p>
+      <w:pPr>
+        <w:spacing w:after="0"/>
+        <w:jc w:val="both"/>
+        <w:rPr>
+          <w:sz w:val="22"/>
+          <w:szCs w:val="22"/>
+        </w:rPr>
+      </w:pPr>
+    </w:p>
+    <w:p>
+      <w:pPr>
+        <w:spacing w:after="0"/>
+        <w:jc w:val="both"/>
+        <w:rPr>
+          <w:sz w:val="22"/>
+          <w:szCs w:val="22"/>
+        </w:rPr>
+      </w:pPr>
+      <w:r>
+        <w:rPr>
+          <w:sz w:val="22"/>
+          <w:szCs w:val="22"/>
+        </w:rPr>
+        <w:t xml:space="preserve">La </w:t>
+      </w:r>
+      <w:r>
+        <w:rPr>
+          <w:sz w:val="22"/>
+          <w:szCs w:val="22"/>
+        </w:rPr>
+        <w:t>Probabilidad</w:t>
+      </w:r>
+      <w:r>
+        <w:rPr>
+          <w:sz w:val="22"/>
+          <w:szCs w:val="22"/>
+        </w:rPr>
+        <w:t xml:space="preserve"> es el f</w:t>
+      </w:r>
+      <w:r>
+        <w:rPr>
+          <w:sz w:val="22"/>
+          <w:szCs w:val="22"/>
+        </w:rPr>
+        <w:t>undamento del Razonamiento Estadístico</w:t>
+      </w:r>
+      <w:r>
+        <w:rPr>
+          <w:sz w:val="22"/>
+          <w:szCs w:val="22"/>
+        </w:rPr>
+        <w:t>, l</w:t>
+      </w:r>
+      <w:r>
+        <w:rPr>
+          <w:sz w:val="22"/>
+          <w:szCs w:val="22"/>
+        </w:rPr>
+        <w:t>as distribuciones (Bernoulli, Binomial, Gaussiana) modelan incertidumbre y respaldan decisiones.</w:t>
+      </w:r>
+      <w:r>
+        <w:rPr>
+          <w:sz w:val="22"/>
+          <w:szCs w:val="22"/>
+        </w:rPr>
+        <w:t xml:space="preserve"> </w:t>
+      </w:r>
+      <w:r>
+        <w:rPr>
+          <w:sz w:val="22"/>
+          <w:szCs w:val="22"/>
+        </w:rPr>
+        <w:t>Herramientas como el teorema de Bayes y las reglas de suma/producto permiten evaluar probabilidades condicionales y conjuntas.</w:t>
+      </w:r>
+      <w:r>
+        <w:rPr>
+          <w:sz w:val="22"/>
+          <w:szCs w:val="22"/>
+        </w:rPr>
+        <w:t xml:space="preserve"> </w:t>
+      </w:r>
+      <w:r>
+        <w:rPr>
+          <w:sz w:val="22"/>
+          <w:szCs w:val="22"/>
+        </w:rPr>
+        <w:t>La probabilidad gu</w:t>
+      </w:r>
+      <w:r>
+        <w:rPr>
+          <w:sz w:val="22"/>
+          <w:szCs w:val="22"/>
+        </w:rPr>
+        <w:t>í</w:t>
+      </w:r>
+      <w:r>
+        <w:rPr>
+          <w:sz w:val="22"/>
+          <w:szCs w:val="22"/>
+        </w:rPr>
+        <w:t>a la validación de hipótesis y la selección de modelos adecuados.</w:t>
+      </w:r>
+    </w:p>
+    <w:p>
+      <w:pPr>
+        <w:spacing w:after="0"/>
+        <w:jc w:val="both"/>
+        <w:rPr>
+          <w:sz w:val="22"/>
+          <w:szCs w:val="22"/>
+        </w:rPr>
+      </w:pPr>
+    </w:p>
+    <w:p>
+      <w:pPr>
+        <w:spacing w:after="0"/>
+        <w:jc w:val="both"/>
+        <w:rPr>
+          <w:sz w:val="22"/>
+          <w:szCs w:val="22"/>
+        </w:rPr>
+      </w:pPr>
+      <w:r>
+        <w:rPr>
+          <w:sz w:val="22"/>
+          <w:szCs w:val="22"/>
+        </w:rPr>
+        <w:t xml:space="preserve">El lenguaje de programación </w:t>
+      </w:r>
+      <w:r>
+        <w:rPr>
+          <w:sz w:val="22"/>
+          <w:szCs w:val="22"/>
+        </w:rPr>
+        <w:t xml:space="preserve">Python </w:t>
+      </w:r>
+      <w:r>
+        <w:rPr>
+          <w:sz w:val="22"/>
+          <w:szCs w:val="22"/>
+        </w:rPr>
+        <w:t>es un p</w:t>
+      </w:r>
+      <w:r>
+        <w:rPr>
+          <w:sz w:val="22"/>
+          <w:szCs w:val="22"/>
+        </w:rPr>
+        <w:t>uente entre</w:t>
+      </w:r>
+      <w:r>
+        <w:rPr>
+          <w:sz w:val="22"/>
+          <w:szCs w:val="22"/>
+        </w:rPr>
+        <w:t xml:space="preserve"> la</w:t>
+      </w:r>
+      <w:r>
+        <w:rPr>
+          <w:sz w:val="22"/>
+          <w:szCs w:val="22"/>
+        </w:rPr>
+        <w:t xml:space="preserve"> </w:t>
+      </w:r>
+      <w:r>
+        <w:rPr>
+          <w:sz w:val="22"/>
+          <w:szCs w:val="22"/>
+        </w:rPr>
+        <w:t>t</w:t>
+      </w:r>
+      <w:r>
+        <w:rPr>
+          <w:sz w:val="22"/>
+          <w:szCs w:val="22"/>
+        </w:rPr>
+        <w:t>eoría y</w:t>
+      </w:r>
+      <w:r>
+        <w:rPr>
+          <w:sz w:val="22"/>
+          <w:szCs w:val="22"/>
+        </w:rPr>
+        <w:t xml:space="preserve"> su a</w:t>
+      </w:r>
+      <w:r>
+        <w:rPr>
+          <w:sz w:val="22"/>
+          <w:szCs w:val="22"/>
+        </w:rPr>
+        <w:t>plicación</w:t>
       </w:r>
     </w:p>
     <w:p>
@@ -8238,7 +8544,71 @@
           <w:sz w:val="22"/>
           <w:szCs w:val="22"/>
         </w:rPr>
-        <w:t>Las derivadas y gradientes permiten analizar sensibilidad local y optimizar modelos.</w:t>
+        <w:t xml:space="preserve">Herramientas como </w:t>
+      </w:r>
+      <w:proofErr w:type="spellStart"/>
+      <w:r>
+        <w:rPr>
+          <w:sz w:val="22"/>
+          <w:szCs w:val="22"/>
+        </w:rPr>
+        <w:t>Jupyter</w:t>
+      </w:r>
+      <w:proofErr w:type="spellEnd"/>
+      <w:r>
+        <w:rPr>
+          <w:sz w:val="22"/>
+          <w:szCs w:val="22"/>
+        </w:rPr>
+        <w:t xml:space="preserve"> Notebook, `</w:t>
+      </w:r>
+      <w:proofErr w:type="spellStart"/>
+      <w:r>
+        <w:rPr>
+          <w:sz w:val="22"/>
+          <w:szCs w:val="22"/>
+        </w:rPr>
+        <w:t>SymPy</w:t>
+      </w:r>
+      <w:proofErr w:type="spellEnd"/>
+      <w:r>
+        <w:rPr>
+          <w:sz w:val="22"/>
+          <w:szCs w:val="22"/>
+        </w:rPr>
+        <w:t>`, `</w:t>
+      </w:r>
+      <w:proofErr w:type="spellStart"/>
+      <w:r>
+        <w:rPr>
+          <w:sz w:val="22"/>
+          <w:szCs w:val="22"/>
+        </w:rPr>
+        <w:t>NumPy</w:t>
+      </w:r>
+      <w:proofErr w:type="spellEnd"/>
+      <w:r>
+        <w:rPr>
+          <w:sz w:val="22"/>
+          <w:szCs w:val="22"/>
+        </w:rPr>
+        <w:t>`, `</w:t>
+      </w:r>
+      <w:proofErr w:type="spellStart"/>
+      <w:r>
+        <w:rPr>
+          <w:sz w:val="22"/>
+          <w:szCs w:val="22"/>
+        </w:rPr>
+        <w:t>Matplotlib</w:t>
+      </w:r>
+      <w:proofErr w:type="spellEnd"/>
+      <w:r>
+        <w:rPr>
+          <w:sz w:val="22"/>
+          <w:szCs w:val="22"/>
+        </w:rPr>
+        <w:t>` y `Pandas` permiten experimentar con conceptos matemáticos.</w:t>
       </w:r>
     </w:p>
     <w:p>
@@ -8260,23 +8630,7 @@
           <w:sz w:val="22"/>
           <w:szCs w:val="22"/>
         </w:rPr>
-        <w:t xml:space="preserve">Algoritmos como la </w:t>
-      </w:r>
-      <w:proofErr w:type="spellStart"/>
-      <w:r>
-        <w:rPr>
-          <w:sz w:val="22"/>
-          <w:szCs w:val="22"/>
-        </w:rPr>
-        <w:t>retropropagación</w:t>
-      </w:r>
-      <w:proofErr w:type="spellEnd"/>
-      <w:r>
-        <w:rPr>
-          <w:sz w:val="22"/>
-          <w:szCs w:val="22"/>
-        </w:rPr>
-        <w:t xml:space="preserve"> y el descenso de gradiente dependen de la diferenciación.</w:t>
+        <w:t>La programación facilita la visualización, optimización y validación de modelos de IA.</w:t>
       </w:r>
     </w:p>
     <w:p>
@@ -8298,21 +8652,14 @@
           <w:sz w:val="22"/>
           <w:szCs w:val="22"/>
         </w:rPr>
-        <w:t>El uso de funciones vectoriales y matrices jacobianas fortalece la conexión entre cálculo multivariable y</w:t>
-      </w:r>
-      <w:r>
-        <w:rPr>
-          <w:sz w:val="22"/>
-          <w:szCs w:val="22"/>
-        </w:rPr>
-        <w:t xml:space="preserve"> el</w:t>
-      </w:r>
-      <w:r>
-        <w:rPr>
-          <w:sz w:val="22"/>
-          <w:szCs w:val="22"/>
-        </w:rPr>
-        <w:t xml:space="preserve"> álgebra lineal, facilitando el análisis de sistemas con múltiples variables.</w:t>
+        <w:t>La integración de cálculo, estadística</w:t>
+      </w:r>
+      <w:r>
+        <w:rPr>
+          <w:sz w:val="22"/>
+          <w:szCs w:val="22"/>
+        </w:rPr>
+        <w:t xml:space="preserve"> y código es clave para resolver problemas reales con precisión y confiabilidad.</w:t>
       </w:r>
     </w:p>
     <w:p>
@@ -8330,274 +8677,65 @@
         <w:spacing w:after="0"/>
         <w:jc w:val="both"/>
         <w:rPr>
-          <w:b/>
-          <w:bCs/>
-          <w:sz w:val="22"/>
-          <w:szCs w:val="22"/>
-        </w:rPr>
-      </w:pPr>
-      <w:r>
-        <w:rPr>
-          <w:b/>
-          <w:bCs/>
-          <w:sz w:val="22"/>
-          <w:szCs w:val="22"/>
-        </w:rPr>
-        <w:t>Probabilidad: Fundamento del Razonamiento Estadístico</w:t>
-      </w:r>
-    </w:p>
-    <w:p>
-      <w:pPr>
-        <w:pStyle w:val="Prrafodelista"/>
-        <w:numPr>
-          <w:ilvl w:val="0"/>
-          <w:numId w:val="44"/>
-        </w:numPr>
-        <w:spacing w:after="0"/>
-        <w:jc w:val="both"/>
-        <w:rPr>
-          <w:sz w:val="22"/>
-          <w:szCs w:val="22"/>
-        </w:rPr>
-      </w:pPr>
-      <w:r>
-        <w:rPr>
-          <w:sz w:val="22"/>
-          <w:szCs w:val="22"/>
-        </w:rPr>
-        <w:t>Las distribuciones (Bernoulli, Binomial, Gaussiana) modelan incertidumbre y respaldan decisiones.</w:t>
-      </w:r>
-    </w:p>
-    <w:p>
-      <w:pPr>
-        <w:pStyle w:val="Prrafodelista"/>
-        <w:numPr>
-          <w:ilvl w:val="0"/>
-          <w:numId w:val="44"/>
-        </w:numPr>
-        <w:spacing w:after="0"/>
-        <w:jc w:val="both"/>
-        <w:rPr>
-          <w:sz w:val="22"/>
-          <w:szCs w:val="22"/>
-        </w:rPr>
-      </w:pPr>
-      <w:r>
-        <w:rPr>
-          <w:sz w:val="22"/>
-          <w:szCs w:val="22"/>
-        </w:rPr>
-        <w:t>Herramientas como el teorema de Bayes y las reglas de suma/producto permiten evaluar probabilidades condicionales y conjuntas.</w:t>
-      </w:r>
-    </w:p>
-    <w:p>
-      <w:pPr>
-        <w:pStyle w:val="Prrafodelista"/>
-        <w:numPr>
-          <w:ilvl w:val="0"/>
-          <w:numId w:val="44"/>
-        </w:numPr>
-        <w:spacing w:after="0"/>
-        <w:jc w:val="both"/>
-        <w:rPr>
-          <w:sz w:val="22"/>
-          <w:szCs w:val="22"/>
-        </w:rPr>
-      </w:pPr>
-      <w:r>
-        <w:rPr>
-          <w:sz w:val="22"/>
-          <w:szCs w:val="22"/>
-        </w:rPr>
-        <w:t>La probabilidad complementa la intuición, guiando la validación de hipótesis y la selección de modelos adecuados.</w:t>
-      </w:r>
-    </w:p>
-    <w:p>
-      <w:pPr>
-        <w:spacing w:after="0"/>
-        <w:jc w:val="both"/>
-        <w:rPr>
-          <w:sz w:val="22"/>
-          <w:szCs w:val="22"/>
-        </w:rPr>
-      </w:pPr>
-    </w:p>
-    <w:p>
-      <w:pPr>
-        <w:spacing w:after="0"/>
-        <w:jc w:val="both"/>
-        <w:rPr>
-          <w:b/>
-          <w:bCs/>
-          <w:sz w:val="22"/>
-          <w:szCs w:val="22"/>
-        </w:rPr>
-      </w:pPr>
-      <w:r>
-        <w:rPr>
-          <w:b/>
-          <w:bCs/>
-          <w:sz w:val="22"/>
-          <w:szCs w:val="22"/>
-        </w:rPr>
-        <w:t>Python como Puente entre Teoría y Aplicación</w:t>
-      </w:r>
-    </w:p>
-    <w:p>
-      <w:pPr>
-        <w:pStyle w:val="Prrafodelista"/>
-        <w:numPr>
-          <w:ilvl w:val="0"/>
-          <w:numId w:val="44"/>
-        </w:numPr>
-        <w:spacing w:after="0"/>
-        <w:jc w:val="both"/>
-        <w:rPr>
-          <w:sz w:val="22"/>
-          <w:szCs w:val="22"/>
-        </w:rPr>
-      </w:pPr>
-      <w:r>
-        <w:rPr>
-          <w:sz w:val="22"/>
-          <w:szCs w:val="22"/>
-        </w:rPr>
-        <w:t xml:space="preserve">Herramientas como </w:t>
-      </w:r>
-      <w:proofErr w:type="spellStart"/>
-      <w:r>
-        <w:rPr>
-          <w:sz w:val="22"/>
-          <w:szCs w:val="22"/>
-        </w:rPr>
-        <w:t>Jupyter</w:t>
-      </w:r>
-      <w:proofErr w:type="spellEnd"/>
-      <w:r>
-        <w:rPr>
-          <w:sz w:val="22"/>
-          <w:szCs w:val="22"/>
-        </w:rPr>
-        <w:t xml:space="preserve"> Notebook, `</w:t>
-      </w:r>
-      <w:proofErr w:type="spellStart"/>
-      <w:r>
-        <w:rPr>
-          <w:sz w:val="22"/>
-          <w:szCs w:val="22"/>
-        </w:rPr>
-        <w:t>SymPy</w:t>
-      </w:r>
-      <w:proofErr w:type="spellEnd"/>
-      <w:r>
-        <w:rPr>
-          <w:sz w:val="22"/>
-          <w:szCs w:val="22"/>
-        </w:rPr>
-        <w:t>`, `</w:t>
-      </w:r>
-      <w:proofErr w:type="spellStart"/>
-      <w:r>
-        <w:rPr>
-          <w:sz w:val="22"/>
-          <w:szCs w:val="22"/>
-        </w:rPr>
-        <w:t>NumPy</w:t>
-      </w:r>
-      <w:proofErr w:type="spellEnd"/>
-      <w:r>
-        <w:rPr>
-          <w:sz w:val="22"/>
-          <w:szCs w:val="22"/>
-        </w:rPr>
-        <w:t>`, `</w:t>
-      </w:r>
-      <w:proofErr w:type="spellStart"/>
-      <w:r>
-        <w:rPr>
-          <w:sz w:val="22"/>
-          <w:szCs w:val="22"/>
-        </w:rPr>
-        <w:t>Matplotlib</w:t>
-      </w:r>
-      <w:proofErr w:type="spellEnd"/>
-      <w:r>
-        <w:rPr>
-          <w:sz w:val="22"/>
-          <w:szCs w:val="22"/>
-        </w:rPr>
-        <w:t>` y `Pandas` permiten experimentar con conceptos matemáticos.</w:t>
-      </w:r>
-    </w:p>
-    <w:p>
-      <w:pPr>
-        <w:pStyle w:val="Prrafodelista"/>
-        <w:numPr>
-          <w:ilvl w:val="0"/>
-          <w:numId w:val="44"/>
-        </w:numPr>
-        <w:spacing w:after="0"/>
-        <w:jc w:val="both"/>
-        <w:rPr>
-          <w:sz w:val="22"/>
-          <w:szCs w:val="22"/>
-        </w:rPr>
-      </w:pPr>
-      <w:r>
-        <w:rPr>
-          <w:sz w:val="22"/>
-          <w:szCs w:val="22"/>
-        </w:rPr>
-        <w:t>La programación facilita la visualización, optimización y validación de modelos de IA.</w:t>
-      </w:r>
-    </w:p>
-    <w:p>
-      <w:pPr>
-        <w:pStyle w:val="Prrafodelista"/>
-        <w:numPr>
-          <w:ilvl w:val="0"/>
-          <w:numId w:val="44"/>
-        </w:numPr>
-        <w:spacing w:after="0"/>
-        <w:jc w:val="both"/>
-        <w:rPr>
-          <w:sz w:val="22"/>
-          <w:szCs w:val="22"/>
-        </w:rPr>
-      </w:pPr>
-      <w:r>
-        <w:rPr>
-          <w:sz w:val="22"/>
-          <w:szCs w:val="22"/>
-        </w:rPr>
-        <w:t>La integración de cálculo, estadística y código es clave para resolver problemas reales con precisión y confiabilidad.</w:t>
-      </w:r>
-    </w:p>
-    <w:p>
-      <w:pPr>
-        <w:spacing w:after="0"/>
-        <w:jc w:val="both"/>
-        <w:rPr>
-          <w:sz w:val="22"/>
-          <w:szCs w:val="22"/>
-        </w:rPr>
-      </w:pPr>
-    </w:p>
-    <w:p>
-      <w:pPr>
-        <w:spacing w:after="0"/>
-        <w:jc w:val="both"/>
-        <w:rPr>
-          <w:sz w:val="22"/>
-          <w:szCs w:val="22"/>
-        </w:rPr>
-      </w:pPr>
-      <w:r>
-        <w:rPr>
-          <w:sz w:val="22"/>
-          <w:szCs w:val="22"/>
-        </w:rPr>
-        <w:t>La amalgama de cálculo, probabilidad y programación aprovecha el potencial para que problemas real</w:t>
+          <w:sz w:val="22"/>
+          <w:szCs w:val="22"/>
+        </w:rPr>
+      </w:pPr>
+      <w:r>
+        <w:rPr>
+          <w:sz w:val="22"/>
+          <w:szCs w:val="22"/>
+        </w:rPr>
+        <w:t>La integración del</w:t>
+      </w:r>
+      <w:r>
+        <w:rPr>
+          <w:sz w:val="22"/>
+          <w:szCs w:val="22"/>
+        </w:rPr>
+        <w:t xml:space="preserve"> cálculo,</w:t>
+      </w:r>
+      <w:r>
+        <w:rPr>
+          <w:sz w:val="22"/>
+          <w:szCs w:val="22"/>
+        </w:rPr>
+        <w:t xml:space="preserve"> la </w:t>
+      </w:r>
+      <w:r>
+        <w:rPr>
+          <w:sz w:val="22"/>
+          <w:szCs w:val="22"/>
+        </w:rPr>
+        <w:t xml:space="preserve">probabilidad y </w:t>
+      </w:r>
+      <w:r>
+        <w:rPr>
+          <w:sz w:val="22"/>
+          <w:szCs w:val="22"/>
+        </w:rPr>
+        <w:t xml:space="preserve">la </w:t>
+      </w:r>
+      <w:r>
+        <w:rPr>
+          <w:sz w:val="22"/>
+          <w:szCs w:val="22"/>
+        </w:rPr>
+        <w:t xml:space="preserve">programación </w:t>
+      </w:r>
+      <w:r>
+        <w:rPr>
+          <w:sz w:val="22"/>
+          <w:szCs w:val="22"/>
+        </w:rPr>
+        <w:t>nos brinda</w:t>
+      </w:r>
+      <w:r>
+        <w:rPr>
+          <w:sz w:val="22"/>
+          <w:szCs w:val="22"/>
+        </w:rPr>
+        <w:t xml:space="preserve"> el potencial para que problemas real</w:t>
       </w:r>
       <w:r>
         <w:rPr>
@@ -8667,7 +8805,21 @@
           <w:sz w:val="22"/>
           <w:szCs w:val="22"/>
         </w:rPr>
-        <w:t>, sino también formas de optimizarlos y validarlos matemáticamente. El dominio de estos fundamentos es crucial para crear soluciones inteligentes</w:t>
+        <w:t xml:space="preserve">, sino también formas de optimizarlos y validarlos matemáticamente. El dominio de estos fundamentos es </w:t>
+      </w:r>
+      <w:r>
+        <w:rPr>
+          <w:sz w:val="22"/>
+          <w:szCs w:val="22"/>
+        </w:rPr>
+        <w:t>vital</w:t>
+      </w:r>
+      <w:r>
+        <w:rPr>
+          <w:sz w:val="22"/>
+          <w:szCs w:val="22"/>
+        </w:rPr>
+        <w:t xml:space="preserve"> para crear soluciones inteligentes</w:t>
       </w:r>
       <w:r>
         <w:rPr>
@@ -8722,7 +8874,7 @@
           <w:bCs/>
         </w:rPr>
       </w:pPr>
-      <w:bookmarkStart w:id="9" w:name="_Toc207281157"/>
+      <w:bookmarkStart w:id="9" w:name="_Toc208593160"/>
       <w:r>
         <w:rPr>
           <w:b/>
@@ -8778,7 +8930,23 @@
             <w:sz w:val="22"/>
             <w:szCs w:val="22"/>
           </w:rPr>
-          <w:t>https://github.com/luisgg121/ML-Actividad-03.git</w:t>
+          <w:t>https://github.com/lu</w:t>
+        </w:r>
+        <w:r>
+          <w:rPr>
+            <w:rStyle w:val="Hipervnculo"/>
+            <w:sz w:val="22"/>
+            <w:szCs w:val="22"/>
+          </w:rPr>
+          <w:t>i</w:t>
+        </w:r>
+        <w:r>
+          <w:rPr>
+            <w:rStyle w:val="Hipervnculo"/>
+            <w:sz w:val="22"/>
+            <w:szCs w:val="22"/>
+          </w:rPr>
+          <w:t>sgg121/ML-Actividad-03.git</w:t>
         </w:r>
       </w:hyperlink>
     </w:p>
@@ -16279,6 +16447,18 @@
       <w:lang w:eastAsia="es-MX"/>
     </w:rPr>
   </w:style>
+  <w:style w:type="character" w:styleId="Hipervnculovisitado">
+    <w:name w:val="FollowedHyperlink"/>
+    <w:basedOn w:val="Fuentedeprrafopredeter"/>
+    <w:uiPriority w:val="99"/>
+    <w:semiHidden/>
+    <w:unhideWhenUsed/>
+    <w:rsid w:val="007B0BCC"/>
+    <w:rPr>
+      <w:color w:val="954F72" w:themeColor="followedHyperlink"/>
+      <w:u w:val="single"/>
+    </w:rPr>
+  </w:style>
 </w:styles>
 </file>
 
